--- a/ATLAS_Cambios_Gerencias_Permisos_Ejecucion.docx
+++ b/ATLAS_Cambios_Gerencias_Permisos_Ejecucion.docx
@@ -11,14 +11,11 @@
       </w:r>
     </w:p>
     <w:p>
-      <w:pPr>
-        <w:jc w:val="left"/>
-      </w:pPr>
       <w:r>
         <w:rPr>
           <w:i/>
         </w:rPr>
-        <w:t>Gerencias de Área, permisos por gerencia y nuevas acciones de ejecución</w:t>
+        <w:t>Estructura por sectores, permisos por Gerencia de Área y nuevas acciones de ejecución</w:t>
       </w:r>
     </w:p>
     <w:p>
@@ -26,7 +23,7 @@
         <w:rPr>
           <w:b w:val="0"/>
         </w:rPr>
-        <w:t>Fecha: 18 de agosto de 2026</w:t>
+        <w:t>Fecha: 19 de agosto de 2026</w:t>
       </w:r>
     </w:p>
     <w:p>
@@ -50,7 +47,7 @@
         <w:rPr>
           <w:b w:val="0"/>
         </w:rPr>
-        <w:t>Este documento describe la implementación de los cambios pedidos en «CAMBIOS SOLICITADOS AL SISTEMA ATLAS». Se cubren los cuatro puntos del documento original: el reemplazo de la gestión de Contratos Principales por la estructura de Gerencias de Área, la administración de vistas por rol y gerencia, las nuevas acciones de ejecución y la transferencia de un contrato completo a otra gerencia.</w:t>
+        <w:t>Implementación de «CAMBIOS SOLICITADOS AL SISTEMA ATLAS», ajustada al modelo de datos real del archivo «ATLAS import - ejecución 20260813 base de datos.xlsx». Cubre los cuatro puntos del documento original: el reemplazo de la gestión de Contratos Principales por la estructura de Gerencias de Área, la administración de vistas por rol, las nuevas acciones de ejecución y la transferencia de un contrato a otra gerencia.</w:t>
       </w:r>
     </w:p>
     <w:p>
@@ -66,7 +63,7 @@
         <w:rPr>
           <w:b w:val="0"/>
         </w:rPr>
-        <w:t>La gestión de Contratos Principales fue reemplazada por dos entidades nuevas. La jerarquía del sistema queda:</w:t>
+        <w:t>La estructura es la tabla «sector», que ya existía y se referencia a sí misma. No se crean tablas nuevas: se le da su significado funcional.</w:t>
       </w:r>
     </w:p>
     <w:p>
@@ -75,7 +72,47 @@
           <w:rFonts w:ascii="Consolas" w:hAnsi="Consolas"/>
           <w:sz w:val="19"/>
         </w:rPr>
-        <w:t>Gerencia de Área  →  Gerencia  →  Contrato  →  Movimiento de ejecución</w:t>
+        <w:t>Gerencia de Área (sector raíz)  →  Subsector  →  Contrato  →  Movimiento de ejecución</w:t>
+      </w:r>
+    </w:p>
+    <w:p>
+      <w:pPr>
+        <w:pStyle w:val="ListBullet"/>
+      </w:pPr>
+      <w:r>
+        <w:t>Un sector sin dependencia es una Gerencia de Área. Es el nivel al que se asocian los administradores y operadores de gerencia, y el límite de confidencialidad: la información no sale de la Gerencia de Área.</w:t>
+      </w:r>
+    </w:p>
+    <w:p>
+      <w:pPr>
+        <w:pStyle w:val="ListBullet"/>
+      </w:pPr>
+      <w:r>
+        <w:t>Los sectores dependientes son sus subsectores.</w:t>
+      </w:r>
+    </w:p>
+    <w:p>
+      <w:pPr>
+        <w:pStyle w:val="ListBullet"/>
+      </w:pPr>
+      <w:r>
+        <w:t>Cada contrato cuelga de un sector («sector_id», obligatorio). Su Gerencia de Área se deriva subiendo por la jerarquía, así que no hay dato duplicado que pueda quedar desfasado.</w:t>
+      </w:r>
+    </w:p>
+    <w:p>
+      <w:pPr>
+        <w:pStyle w:val="ListBullet"/>
+      </w:pPr>
+      <w:r>
+        <w:t>Se retiró el módulo de Contratos Principales y sus catálogos de tipos y estados. La tabla «contratos_principal» se conserva para consultar y exportar lo ya cargado.</w:t>
+      </w:r>
+    </w:p>
+    <w:p>
+      <w:pPr>
+        <w:pStyle w:val="ListBullet"/>
+      </w:pPr>
+      <w:r>
+        <w:t>En la interfaz, los «contratos de ejecución» pasan a llamarse simplemente «Contratos». Los endpoints conservan el nombre anterior para no romper la trazabilidad del historial.</w:t>
       </w:r>
     </w:p>
     <w:p>
@@ -83,47 +120,15 @@
         <w:rPr>
           <w:b w:val="0"/>
         </w:rPr>
-        <w:t>Cada contrato pertenece obligatoriamente a una gerencia, y cada gerencia a una Gerencia de Área. La Gerencia de Área es el límite de confidencialidad: los saldos y registros de una Gerencia de Área no pueden verse desde otra.</w:t>
-      </w:r>
-    </w:p>
-    <w:p>
-      <w:r>
-        <w:rPr>
-          <w:b/>
-        </w:rPr>
-        <w:t>Cambios concretos:</w:t>
+        <w:t>Las columnas de texto libre «gerencia_area» y «gerencia» desaparecen del contrato: en los datos cargados ya guardaban el id del sector raíz y el del subsector, de modo que la migración los convierte en «sector_id» sin pérdida.</w:t>
       </w:r>
     </w:p>
     <w:p>
       <w:pPr>
-        <w:pStyle w:val="ListBullet"/>
+        <w:pStyle w:val="Heading1"/>
       </w:pPr>
       <w:r>
-        <w:t>Nuevas tablas gerencias_area y gerencias, con ABM propio en el menú «Estructura».</w:t>
-      </w:r>
-    </w:p>
-    <w:p>
-      <w:pPr>
-        <w:pStyle w:val="ListBullet"/>
-      </w:pPr>
-      <w:r>
-        <w:t>contratos_ejecucion.gerencia_id es obligatorio y reemplaza a los campos de texto libre gerencia_area y gerencia, que se eliminaron.</w:t>
-      </w:r>
-    </w:p>
-    <w:p>
-      <w:pPr>
-        <w:pStyle w:val="ListBullet"/>
-      </w:pPr>
-      <w:r>
-        <w:t>Se retiraron del sistema el módulo de Contratos Principales y sus catálogos de tipos y estados. La tabla contratos_principal se conserva sólo para consultar y exportar lo ya cargado; el vínculo contrato_principal_id queda como referencia histórica.</w:t>
-      </w:r>
-    </w:p>
-    <w:p>
-      <w:pPr>
-        <w:pStyle w:val="ListBullet"/>
-      </w:pPr>
-      <w:r>
-        <w:t>En la interfaz, los «contratos de ejecución» pasan a llamarse simplemente «Contratos». Los endpoints conservan el nombre /api/contratos-ejecucion para no romper la trazabilidad del historial.</w:t>
+        <w:t>3. Saldos jerarquizados en el panel</w:t>
       </w:r>
     </w:p>
     <w:p>
@@ -131,23 +136,7 @@
         <w:rPr>
           <w:b w:val="0"/>
         </w:rPr>
-        <w:t>Migración de datos: los valores de texto libre que ya existían en gerencia_area y gerencia se convierten automáticamente en registros del catálogo, y cada contrato queda vinculado a la gerencia que le corresponde. Los contratos que no tenían gerencia cargada van a una Gerencia de Área «Sin asignar», para que el administrador los reubique.</w:t>
-      </w:r>
-    </w:p>
-    <w:p>
-      <w:pPr>
-        <w:pStyle w:val="Heading1"/>
-      </w:pPr>
-      <w:r>
-        <w:t>3. Saldos configurables en el panel</w:t>
-      </w:r>
-    </w:p>
-    <w:p>
-      <w:r>
-        <w:rPr>
-          <w:b w:val="0"/>
-        </w:rPr>
-        <w:t>El panel incorpora una vista de saldos que el usuario puede agrupar como necesite:</w:t>
+        <w:t>El panel incorpora una vista de saldos que el usuario agrupa como necesite. Los importes de cada fila incluyen los de toda su rama, así que los totales cierran en cualquier nivel al que se mire.</w:t>
       </w:r>
     </w:p>
     <w:tbl>
@@ -205,7 +194,7 @@
           </w:tcPr>
           <w:p>
             <w:r>
-              <w:t>Una fila por Gerencia de Área, con los saldos de todas sus gerencias.</w:t>
+              <w:t>Una fila por Gerencia de Área, con el acumulado de todos sus subsectores.</w:t>
             </w:r>
           </w:p>
         </w:tc>
@@ -217,7 +206,7 @@
           </w:tcPr>
           <w:p>
             <w:r>
-              <w:t>Por Gerencia</w:t>
+              <w:t>Por Subsector</w:t>
             </w:r>
           </w:p>
         </w:tc>
@@ -227,7 +216,7 @@
           </w:tcPr>
           <w:p>
             <w:r>
-              <w:t>Una fila por gerencia.</w:t>
+              <w:t>Cada Gerencia de Área y, debajo, sus subsectores con sus propios importes.</w:t>
             </w:r>
           </w:p>
         </w:tc>
@@ -249,7 +238,7 @@
           </w:tcPr>
           <w:p>
             <w:r>
-              <w:t>Una fila por contrato.</w:t>
+              <w:t>Baja un nivel más y abre los contratos de cada subsector.</w:t>
             </w:r>
           </w:p>
         </w:tc>
@@ -261,7 +250,7 @@
         <w:rPr>
           <w:b w:val="0"/>
         </w:rPr>
-        <w:t>Cada fila informa presupuestado (ingresos y gastos), ejecutado (ingresos y gastos) y el saldo resultante. La agrupación elegida puede fijarse como predeterminada: queda guardada en el usuario (user_roles.saldos_agrupacion) y es la que se aplica al ingresar.</w:t>
+        <w:t>Cada fila informa presupuestado (ingresos y gastos), ejecutado (ingresos y gastos) y el saldo resultante. La agrupación elegida puede fijarse como predeterminada: queda guardada en el usuario y es la que se aplica al ingresar.</w:t>
       </w:r>
     </w:p>
     <w:p>
@@ -277,7 +266,7 @@
         <w:rPr>
           <w:b w:val="0"/>
         </w:rPr>
-        <w:t>Los roles anteriores (admin, operador, consulta) se reemplazan por tres roles con alcance por gerencia.</w:t>
+        <w:t>Los roles anteriores (admin, operador, consulta) se reemplazan por tres roles con alcance por Gerencia de Área.</w:t>
       </w:r>
     </w:p>
     <w:tbl>
@@ -363,16 +352,6 @@
           </w:tcPr>
           <w:p>
             <w:r>
-              <w:t>Ver, crear y modificar en todas las gerencias</w:t>
-            </w:r>
-          </w:p>
-        </w:tc>
-        <w:tc>
-          <w:tcPr>
-            <w:tcW w:type="dxa" w:w="2160"/>
-          </w:tcPr>
-          <w:p>
-            <w:r>
               <w:t>Todas las Gerencias de Área</w:t>
             </w:r>
           </w:p>
@@ -383,7 +362,17 @@
           </w:tcPr>
           <w:p>
             <w:r>
-              <w:t>Crear y modificar usuarios de cualquier rol y gerencia</w:t>
+              <w:t>Todas</w:t>
+            </w:r>
+          </w:p>
+        </w:tc>
+        <w:tc>
+          <w:tcPr>
+            <w:tcW w:type="dxa" w:w="2160"/>
+          </w:tcPr>
+          <w:p>
+            <w:r>
+              <w:t>Cualquier rol y Gerencia de Área</w:t>
             </w:r>
           </w:p>
         </w:tc>
@@ -405,7 +394,7 @@
           </w:tcPr>
           <w:p>
             <w:r>
-              <w:t>Ver, crear y modificar en su gerencia</w:t>
+              <w:t>Su Gerencia de Área y subsectores</w:t>
             </w:r>
           </w:p>
         </w:tc>
@@ -425,7 +414,7 @@
           </w:tcPr>
           <w:p>
             <w:r>
-              <w:t>Crear y modificar operadores de su gerencia</w:t>
+              <w:t>Operadores de su Gerencia de Área</w:t>
             </w:r>
           </w:p>
         </w:tc>
@@ -447,7 +436,7 @@
           </w:tcPr>
           <w:p>
             <w:r>
-              <w:t>Ver, crear y modificar en su gerencia</w:t>
+              <w:t>Su Gerencia de Área y subsectores</w:t>
             </w:r>
           </w:p>
         </w:tc>
@@ -457,7 +446,7 @@
           </w:tcPr>
           <w:p>
             <w:r>
-              <w:t>Su gerencia</w:t>
+              <w:t>Su Gerencia de Área</w:t>
             </w:r>
           </w:p>
         </w:tc>
@@ -479,7 +468,7 @@
         <w:pStyle w:val="ListBullet"/>
       </w:pPr>
       <w:r>
-        <w:t>Los roles de gerencia requieren tener asignada una gerencia; el administrador de sistema no está acotado a ninguna.</w:t>
+        <w:t>El usuario se asocia a una Gerencia de Área, nunca a un subsector; el sistema lo valida.</w:t>
       </w:r>
     </w:p>
     <w:p>
@@ -487,7 +476,7 @@
         <w:pStyle w:val="ListBullet"/>
       </w:pPr>
       <w:r>
-        <w:t>El recorte se aplica en el servidor sobre contratos, movimientos, historial, saldos y exportaciones: un contrato fuera del alcance responde «no encontrado», no sólo se oculta en pantalla.</w:t>
+        <w:t>El recorte se aplica en el servidor sobre contratos, movimientos, historial, saldos y exportaciones: un contrato fuera del alcance responde «no encontrado», no sólo se oculta.</w:t>
       </w:r>
     </w:p>
     <w:p>
@@ -495,7 +484,7 @@
         <w:pStyle w:val="ListBullet"/>
       </w:pPr>
       <w:r>
-        <w:t>El ABM de estructura y catálogos queda reservado al administrador de sistema.</w:t>
+        <w:t>El ABM de la estructura y de los catálogos queda reservado al administrador de sistema.</w:t>
       </w:r>
     </w:p>
     <w:p>
@@ -509,123 +498,9 @@
     <w:p>
       <w:r>
         <w:rPr>
-          <w:b/>
-        </w:rPr>
-        <w:t>Equivalencias al migrar:</w:t>
-      </w:r>
-    </w:p>
-    <w:tbl>
-      <w:tblPr>
-        <w:tblStyle w:val="LightGrid-Accent1"/>
-        <w:tblW w:type="auto" w:w="0"/>
-        <w:tblLook w:firstColumn="1" w:firstRow="1" w:lastColumn="0" w:lastRow="0" w:noHBand="0" w:noVBand="1" w:val="04A0"/>
-      </w:tblPr>
-      <w:tblGrid>
-        <w:gridCol w:w="4320"/>
-        <w:gridCol w:w="4320"/>
-      </w:tblGrid>
-      <w:tr>
-        <w:tc>
-          <w:tcPr>
-            <w:tcW w:type="dxa" w:w="4320"/>
-          </w:tcPr>
-          <w:p>
-            <w:r>
-              <w:rPr>
-                <w:b/>
-              </w:rPr>
-              <w:t>Rol anterior</w:t>
-            </w:r>
-          </w:p>
-        </w:tc>
-        <w:tc>
-          <w:tcPr>
-            <w:tcW w:type="dxa" w:w="4320"/>
-          </w:tcPr>
-          <w:p>
-            <w:r>
-              <w:rPr>
-                <w:b/>
-              </w:rPr>
-              <w:t>Rol nuevo</w:t>
-            </w:r>
-          </w:p>
-        </w:tc>
-      </w:tr>
-      <w:tr>
-        <w:tc>
-          <w:tcPr>
-            <w:tcW w:type="dxa" w:w="4320"/>
-          </w:tcPr>
-          <w:p>
-            <w:r>
-              <w:t>admin</w:t>
-            </w:r>
-          </w:p>
-        </w:tc>
-        <w:tc>
-          <w:tcPr>
-            <w:tcW w:type="dxa" w:w="4320"/>
-          </w:tcPr>
-          <w:p>
-            <w:r>
-              <w:t>admin_sistema</w:t>
-            </w:r>
-          </w:p>
-        </w:tc>
-      </w:tr>
-      <w:tr>
-        <w:tc>
-          <w:tcPr>
-            <w:tcW w:type="dxa" w:w="4320"/>
-          </w:tcPr>
-          <w:p>
-            <w:r>
-              <w:t>operador</w:t>
-            </w:r>
-          </w:p>
-        </w:tc>
-        <w:tc>
-          <w:tcPr>
-            <w:tcW w:type="dxa" w:w="4320"/>
-          </w:tcPr>
-          <w:p>
-            <w:r>
-              <w:t>operador_gerencia</w:t>
-            </w:r>
-          </w:p>
-        </w:tc>
-      </w:tr>
-      <w:tr>
-        <w:tc>
-          <w:tcPr>
-            <w:tcW w:type="dxa" w:w="4320"/>
-          </w:tcPr>
-          <w:p>
-            <w:r>
-              <w:t>consulta</w:t>
-            </w:r>
-          </w:p>
-        </w:tc>
-        <w:tc>
-          <w:tcPr>
-            <w:tcW w:type="dxa" w:w="4320"/>
-          </w:tcPr>
-          <w:p>
-            <w:r>
-              <w:t>operador_gerencia</w:t>
-            </w:r>
-          </w:p>
-        </w:tc>
-      </w:tr>
-    </w:tbl>
-    <w:p/>
-    <w:p>
-      <w:r>
-        <w:rPr>
           <w:b w:val="0"/>
         </w:rPr>
-        <w:t>Los usuarios que quedan acotados a una gerencia y no tenían ninguna se asignan a la gerencia «Sin asignar» hasta que el administrador los reubique.</w:t>
+        <w:t>Equivalencias al migrar: admin → admin_sistema; operador y consulta → operador_gerencia. La Gerencia de Área de cada usuario no se asigna automáticamente: la define la organización, y hasta entonces el usuario no ve contratos.</w:t>
       </w:r>
     </w:p>
     <w:p>
@@ -723,7 +598,7 @@
           </w:tcPr>
           <w:p>
             <w:r>
-              <w:t>Comportamiento anterior; admite adjuntar la factura en los ingresos.</w:t>
+              <w:t>Admite adjuntar la factura en los ingresos.</w:t>
             </w:r>
           </w:p>
         </w:tc>
@@ -831,7 +706,7 @@
         <w:rPr>
           <w:b w:val="0"/>
         </w:rPr>
-        <w:t>Como no siempre hay un cliente o un proveedor, la contraparte pasa a ser flexible: puede ser un cliente, un proveedor, otro contrato o simplemente un rubro. El sistema deriva qué campo corresponde a partir de la acción elegida y limpia los que dejaron de aplicar.</w:t>
+        <w:t>Como no siempre hay un cliente o un proveedor, la contraparte es flexible: cliente, proveedor, otro contrato o simplemente un rubro. El sistema deriva cuál corresponde según la acción y limpia los campos que dejaron de aplicar.</w:t>
       </w:r>
     </w:p>
     <w:p>
@@ -847,7 +722,7 @@
         <w:rPr>
           <w:b w:val="0"/>
         </w:rPr>
-        <w:t>Al registrar una transferencia se genera automáticamente la contrapartida en el contrato de destino (lo que sale de uno entra en el otro), de modo que los saldos de ambas gerencias quedan consistentes. Los dos movimientos quedan vinculados: al editarlos o darlos de baja, el cambio se propaga a su contrapartida.</w:t>
+        <w:t>Al registrar una transferencia se genera automáticamente la contrapartida en el contrato de destino, de modo que los saldos de ambas gerencias quedan consistentes. Los dos movimientos quedan vinculados: al editarlos o darlos de baja, el cambio se propaga.</w:t>
       </w:r>
     </w:p>
     <w:p>
@@ -855,7 +730,7 @@
         <w:pStyle w:val="Heading1"/>
       </w:pPr>
       <w:r>
-        <w:t>6. Transferencia de un contrato a otra gerencia</w:t>
+        <w:t>6. Transferencia de un contrato a otro sector</w:t>
       </w:r>
     </w:p>
     <w:p>
@@ -863,7 +738,7 @@
         <w:rPr>
           <w:b w:val="0"/>
         </w:rPr>
-        <w:t>Se agregó la acción «Transferir a otra gerencia» en el detalle del contrato, disponible sólo para el administrador de sistema, porque la transferencia puede cruzar el límite de la Gerencia de Área.</w:t>
+        <w:t>Acción «Transferir a otro sector» en el detalle del contrato, disponible sólo para el administrador de sistema, porque la transferencia puede cruzar el límite de la Gerencia de Área.</w:t>
       </w:r>
     </w:p>
     <w:p>
@@ -871,7 +746,7 @@
         <w:pStyle w:val="ListBullet"/>
       </w:pPr>
       <w:r>
-        <w:t>El contrato y todos sus movimientos de ejecución pasan a la gerencia de destino.</w:t>
+        <w:t>El contrato y todos sus movimientos de ejecución pasan al sector de destino.</w:t>
       </w:r>
     </w:p>
     <w:p>
@@ -879,7 +754,15 @@
         <w:pStyle w:val="ListBullet"/>
       </w:pPr>
       <w:r>
-        <w:t>Se puede dejar asentado el motivo, que se guarda junto al cambio de gerencia en el historial de cambios.</w:t>
+        <w:t>Se puede asentar el motivo, que queda junto al cambio en el historial.</w:t>
+      </w:r>
+    </w:p>
+    <w:p>
+      <w:pPr>
+        <w:pStyle w:val="Heading1"/>
+      </w:pPr>
+      <w:r>
+        <w:t>7. Importación de la base</w:t>
       </w:r>
     </w:p>
     <w:p>
@@ -887,7 +770,66 @@
         <w:rPr>
           <w:b w:val="0"/>
         </w:rPr>
-        <w:t>Responde al punto planteado como consulta en el documento original: los movimientos de estructura —gerencias que se dan de baja y otras que se crean— hacen que un contrato deba cambiar de gerencia sin perder su historia.</w:t>
+        <w:t>Se agregó el comando «atlas:importar-legacy», que carga un Excel con una solapa por tabla y traduce el formato anterior al modelo actual:</w:t>
+      </w:r>
+    </w:p>
+    <w:p>
+      <w:pPr>
+        <w:pStyle w:val="ListBullet"/>
+      </w:pPr>
+      <w:r>
+        <w:t>Convierte «gerencia_area» y «gerencia» del contrato en «sector_id».</w:t>
+      </w:r>
+    </w:p>
+    <w:p>
+      <w:pPr>
+        <w:pStyle w:val="ListBullet"/>
+      </w:pPr>
+      <w:r>
+        <w:t>Traduce los roles anteriores a los nuevos.</w:t>
+      </w:r>
+    </w:p>
+    <w:p>
+      <w:pPr>
+        <w:pStyle w:val="ListBullet"/>
+      </w:pPr>
+      <w:r>
+        <w:t>Normaliza fechas en formato de Excel y nombres de moneda («Pesos» → «Peso»).</w:t>
+      </w:r>
+    </w:p>
+    <w:p>
+      <w:pPr>
+        <w:pStyle w:val="ListBullet"/>
+      </w:pPr>
+      <w:r>
+        <w:t>Si un contrato apunta a un sector que no está en la solapa «sector», aborta e informa cuál falta: la estructura la define la organización, no se inventa.</w:t>
+      </w:r>
+    </w:p>
+    <w:p>
+      <w:pPr>
+        <w:pStyle w:val="ListBullet"/>
+      </w:pPr>
+      <w:r>
+        <w:t>Informa las filas que se omiten por no traer clave primaria y las columnas obligatorias que quedaron vacías.</w:t>
+      </w:r>
+    </w:p>
+    <w:p>
+      <w:r>
+        <w:rPr>
+          <w:rFonts w:ascii="Consolas" w:hAnsi="Consolas"/>
+          <w:sz w:val="19"/>
+        </w:rPr>
+        <w:t>php artisan atlas:importar-legacy archivo.xlsx --dry-run</w:t>
+        <w:br/>
+        <w:t>php artisan atlas:importar-legacy archivo.xlsx --reemplazar</w:t>
+      </w:r>
+    </w:p>
+    <w:p>
+      <w:r>
+        <w:rPr>
+          <w:b w:val="0"/>
+        </w:rPr>
+        <w:t>La solapa «contratos_principal» se ignora: el módulo fue retirado y sus filas duplican los saldos iniciales que ya vienen en «contratos_ejecucion».</w:t>
       </w:r>
     </w:p>
     <w:p>
@@ -895,7 +837,7 @@
         <w:pStyle w:val="Heading1"/>
       </w:pPr>
       <w:r>
-        <w:t>7. Impacto técnico</w:t>
+        <w:t>8. Impacto técnico</w:t>
       </w:r>
     </w:p>
     <w:p>
@@ -911,7 +853,7 @@
         <w:pStyle w:val="ListBullet"/>
       </w:pPr>
       <w:r>
-        <w:t>Nuevas tablas: gerencias_area, gerencias.</w:t>
+        <w:t>contratos_ejecucion: se agrega «sector_id» (obligatorio, con clave foránea a «sector») y se eliminan «gerencia_area» y «gerencia».</w:t>
       </w:r>
     </w:p>
     <w:p>
@@ -919,7 +861,7 @@
         <w:pStyle w:val="ListBullet"/>
       </w:pPr>
       <w:r>
-        <w:t>contratos_ejecucion: se agrega gerencia_id (obligatorio, con clave foránea) y se eliminan gerencia_area y gerencia.</w:t>
+        <w:t>ejecucion_movimientos: se agregan «accion», «contraparte_tipo», «contrato_contraparte_id», «rubro» y «movimiento_espejo_id».</w:t>
       </w:r>
     </w:p>
     <w:p>
@@ -927,15 +869,7 @@
         <w:pStyle w:val="ListBullet"/>
       </w:pPr>
       <w:r>
-        <w:t>ejecucion_movimientos: se agregan accion, contraparte_tipo, contrato_contraparte_id, rubro y movimiento_espejo_id.</w:t>
-      </w:r>
-    </w:p>
-    <w:p>
-      <w:pPr>
-        <w:pStyle w:val="ListBullet"/>
-      </w:pPr>
-      <w:r>
-        <w:t>user_roles: nuevos valores de rol, más gerencia_id y saldos_agrupacion.</w:t>
+        <w:t>user_roles: nuevos valores de rol, más «sector_id» y «saldos_agrupacion».</w:t>
       </w:r>
     </w:p>
     <w:p>
@@ -943,16 +877,7 @@
         <w:rPr>
           <w:b w:val="0"/>
         </w:rPr>
-        <w:t>Las cuatro migraciones son idempotentes y reversibles, y convierten los datos existentes sin pérdida. Se aplican con:</w:t>
-      </w:r>
-    </w:p>
-    <w:p>
-      <w:r>
-        <w:rPr>
-          <w:rFonts w:ascii="Consolas" w:hAnsi="Consolas"/>
-          <w:sz w:val="19"/>
-        </w:rPr>
-        <w:t>docker compose exec backend php artisan migrate --force</w:t>
+        <w:t>Las tres migraciones son idempotentes y reversibles.</w:t>
       </w:r>
     </w:p>
     <w:p>
@@ -968,7 +893,15 @@
         <w:pStyle w:val="ListBullet"/>
       </w:pPr>
       <w:r>
-        <w:t>Nuevos: /api/gerencias-area, /api/gerencias, /api/panel/saldos, /api/panel/por-accion, /api/auth/preferencias, /api/contratos-ejecucion/{id}/transferir.</w:t>
+        <w:t>Nuevos: /api/panel/saldos, /api/panel/por-accion, /api/auth/preferencias y /api/contratos-ejecucion/{id}/transferir.</w:t>
+      </w:r>
+    </w:p>
+    <w:p>
+      <w:pPr>
+        <w:pStyle w:val="ListBullet"/>
+      </w:pPr>
+      <w:r>
+        <w:t>La estructura se administra por el endpoint de sectores que ya existía.</w:t>
       </w:r>
     </w:p>
     <w:p>
@@ -977,14 +910,6 @@
       </w:pPr>
       <w:r>
         <w:t>Eliminados: /api/contratos-principal, /api/tipos-contrato-principal, /api/estados-principal.</w:t>
-      </w:r>
-    </w:p>
-    <w:p>
-      <w:pPr>
-        <w:pStyle w:val="ListBullet"/>
-      </w:pPr>
-      <w:r>
-        <w:t>El panel deja de informar contratos principales por separado; sus indicadores pasan a referirse a los contratos.</w:t>
       </w:r>
     </w:p>
     <w:p>
@@ -1000,7 +925,7 @@
         <w:pStyle w:val="ListBullet"/>
       </w:pPr>
       <w:r>
-        <w:t>El export consolidado suma las solapas «Gerencias de Área» y «Gerencias».</w:t>
+        <w:t>La solapa de sectores indica el nivel y la Gerencia de Área de cada uno.</w:t>
       </w:r>
     </w:p>
     <w:p>
@@ -1008,7 +933,7 @@
         <w:pStyle w:val="ListBullet"/>
       </w:pPr>
       <w:r>
-        <w:t>La solapa de contratos muestra Gerencia de Área y Gerencia del catálogo.</w:t>
+        <w:t>La solapa de contratos muestra Gerencia de Área y Sector.</w:t>
       </w:r>
     </w:p>
     <w:p>
@@ -1016,15 +941,7 @@
         <w:pStyle w:val="ListBullet"/>
       </w:pPr>
       <w:r>
-        <w:t>La solapa de movimientos incorpora acción, tipo de contraparte, contraparte, contrato contraparte y rubro.</w:t>
-      </w:r>
-    </w:p>
-    <w:p>
-      <w:pPr>
-        <w:pStyle w:val="ListBullet"/>
-      </w:pPr>
-      <w:r>
-        <w:t>El backup técnico (exportar / importar base de datos) incluye las tablas nuevas y conserva el round-trip.</w:t>
+        <w:t>La de movimientos incorpora acción, tipo de contraparte, contraparte, contrato contraparte y rubro.</w:t>
       </w:r>
     </w:p>
     <w:p>
@@ -1032,15 +949,7 @@
         <w:pStyle w:val="Heading1"/>
       </w:pPr>
       <w:r>
-        <w:t>8. Puesta en marcha</w:t>
-      </w:r>
-    </w:p>
-    <w:p>
-      <w:r>
-        <w:rPr>
-          <w:b w:val="0"/>
-        </w:rPr>
-        <w:t>Orden sugerido tras desplegar:</w:t>
+        <w:t>9. Puesta en marcha</w:t>
       </w:r>
     </w:p>
     <w:p>
@@ -1056,7 +965,7 @@
         <w:pStyle w:val="ListNumber"/>
       </w:pPr>
       <w:r>
-        <w:t>Dar de alta las Gerencias de Área y las Gerencias reales desde el menú «Estructura».</w:t>
+        <w:t>Cargar la estructura de sectores, verificando que las Gerencias de Área sean las correctas.</w:t>
       </w:r>
     </w:p>
     <w:p>
@@ -1064,7 +973,7 @@
         <w:pStyle w:val="ListNumber"/>
       </w:pPr>
       <w:r>
-        <w:t>Reubicar los contratos que hayan quedado en «Sin asignar».</w:t>
+        <w:t>Importar la base con «atlas:importar-legacy», primero con --dry-run.</w:t>
       </w:r>
     </w:p>
     <w:p>
@@ -1072,15 +981,7 @@
         <w:pStyle w:val="ListNumber"/>
       </w:pPr>
       <w:r>
-        <w:t>Revisar los usuarios: asignar rol y gerencia definitivos, en especial los que quedaron en la gerencia «Sin asignar».</w:t>
-      </w:r>
-    </w:p>
-    <w:p>
-      <w:pPr>
-        <w:pStyle w:val="ListNumber"/>
-      </w:pPr>
-      <w:r>
-        <w:t>Eliminar la Gerencia de Área «Sin asignar» una vez que no queden contratos ni usuarios en ella.</w:t>
+        <w:t>Asignar a cada usuario su rol y su Gerencia de Área: hasta entonces los roles acotados no ven contratos.</w:t>
       </w:r>
     </w:p>
     <w:sectPr>
